--- a/business_plan.docx
+++ b/business_plan.docx
@@ -4,15 +4,15 @@
   <w:body>
     <w:p>
       <w:pPr>
-        <w:pStyle w:val="Title"/>
+        <w:pStyle w:val="Heading1"/>
       </w:pPr>
       <w:r>
-        <w:t>Resume Co-Pilot - Business Plan</w:t>
+        <w:t>CareerPaq - Business Plan</w:t>
       </w:r>
     </w:p>
     <w:p>
       <w:pPr>
-        <w:pStyle w:val="Heading1"/>
+        <w:pStyle w:val="Heading2"/>
       </w:pPr>
       <w:r>
         <w:t>Vision</w:t>
@@ -20,25 +20,84 @@
     </w:p>
     <w:p>
       <w:r>
-        <w:t>A privacy-first AI-powered resume builder using conversational discovery.</w:t>
+        <w:t>CareerPaq is a privacy-first AI career platform that turns a messy career brain dump into a polished, structured resume draft through guided conversational discovery. No account. No data stored. One session, one great resume.</w:t>
       </w:r>
     </w:p>
     <w:p>
       <w:pPr>
-        <w:pStyle w:val="Heading1"/>
+        <w:pStyle w:val="Heading2"/>
+      </w:pPr>
+      <w:r>
+        <w:t>Brand</w:t>
+      </w:r>
+    </w:p>
+    <w:p>
+      <w:pPr>
+        <w:pStyle w:val="ListBullet"/>
+      </w:pPr>
+      <w:r>
+        <w:t>Product name: CareerPaq</w:t>
+      </w:r>
+    </w:p>
+    <w:p>
+      <w:pPr>
+        <w:pStyle w:val="ListBullet"/>
+      </w:pPr>
+      <w:r>
+        <w:t>Domain: careerpaq.com</w:t>
+      </w:r>
+    </w:p>
+    <w:p>
+      <w:pPr>
+        <w:pStyle w:val="ListBullet"/>
+      </w:pPr>
+      <w:r>
+        <w:t>Job search arm: apply.careerpaq.com</w:t>
+      </w:r>
+    </w:p>
+    <w:p>
+      <w:pPr>
+        <w:pStyle w:val="Heading2"/>
       </w:pPr>
       <w:r>
         <w:t>Target Users</w:t>
       </w:r>
     </w:p>
     <w:p>
+      <w:pPr>
+        <w:pStyle w:val="ListBullet"/>
+      </w:pPr>
       <w:r>
-        <w:t>Job seekers, professionals, students, career switchers.</w:t>
+        <w:t>Active job seekers updating a stale resume</w:t>
       </w:r>
     </w:p>
     <w:p>
       <w:pPr>
-        <w:pStyle w:val="Heading1"/>
+        <w:pStyle w:val="ListBullet"/>
+      </w:pPr>
+      <w:r>
+        <w:t>Professionals making a career pivot</w:t>
+      </w:r>
+    </w:p>
+    <w:p>
+      <w:pPr>
+        <w:pStyle w:val="ListBullet"/>
+      </w:pPr>
+      <w:r>
+        <w:t>Students and new graduates with no resume writing experience</w:t>
+      </w:r>
+    </w:p>
+    <w:p>
+      <w:pPr>
+        <w:pStyle w:val="ListBullet"/>
+      </w:pPr>
+      <w:r>
+        <w:t>Immigrants and international professionals adapting credentials</w:t>
+      </w:r>
+    </w:p>
+    <w:p>
+      <w:pPr>
+        <w:pStyle w:val="Heading2"/>
       </w:pPr>
       <w:r>
         <w:t>Value Proposition</w:t>
@@ -46,33 +105,151 @@
     </w:p>
     <w:p>
       <w:r>
-        <w:t>Turn conversation into a polished resume without storing personal data.</w:t>
+        <w:t>Instead of staring at a blank document, users describe their career in plain language. CareerPaq extracts facts, asks exactly the right follow-up questions, and produces a clean, ATS-ready draft - all in one sitting, with zero data retention after the session ends.</w:t>
       </w:r>
     </w:p>
     <w:p>
       <w:pPr>
-        <w:pStyle w:val="Heading1"/>
+        <w:pStyle w:val="Heading2"/>
+      </w:pPr>
+      <w:r>
+        <w:t>Product Suite</w:t>
+      </w:r>
+    </w:p>
+    <w:p>
+      <w:pPr>
+        <w:pStyle w:val="ListBullet"/>
+      </w:pPr>
+      <w:r>
+        <w:t>Resume Builder (careerpaq.com) - the core session-based resume generation tool</w:t>
+      </w:r>
+    </w:p>
+    <w:p>
+      <w:pPr>
+        <w:pStyle w:val="ListBullet"/>
+      </w:pPr>
+      <w:r>
+        <w:t>Job Search (apply.careerpaq.com) - tailored job search and application material support</w:t>
+      </w:r>
+    </w:p>
+    <w:p>
+      <w:pPr>
+        <w:pStyle w:val="ListBullet"/>
+      </w:pPr>
+      <w:r>
+        <w:t>Cross-promotion: after resume download, users are offered the job search service</w:t>
+      </w:r>
+    </w:p>
+    <w:p>
+      <w:pPr>
+        <w:pStyle w:val="Heading2"/>
       </w:pPr>
       <w:r>
         <w:t>Revenue Model</w:t>
       </w:r>
     </w:p>
     <w:p>
+      <w:pPr>
+        <w:pStyle w:val="ListBullet"/>
+      </w:pPr>
       <w:r>
-        <w:t>Freemium + premium export/templates + enterprise HR tools.</w:t>
+        <w:t>Freemium: basic Markdown and JSON export free</w:t>
       </w:r>
     </w:p>
     <w:p>
       <w:pPr>
-        <w:pStyle w:val="Heading1"/>
+        <w:pStyle w:val="ListBullet"/>
+      </w:pPr>
+      <w:r>
+        <w:t>Premium: DOCX, PDF, and Claude Specialist generation</w:t>
+      </w:r>
+    </w:p>
+    <w:p>
+      <w:pPr>
+        <w:pStyle w:val="ListBullet"/>
+      </w:pPr>
+      <w:r>
+        <w:t>Enterprise: white-labelled resume screening and candidate preparation tool for recruiters</w:t>
+      </w:r>
+    </w:p>
+    <w:p>
+      <w:pPr>
+        <w:pStyle w:val="Heading2"/>
       </w:pPr>
       <w:r>
         <w:t>Market Opportunity</w:t>
       </w:r>
     </w:p>
     <w:p>
+      <w:pPr>
+        <w:pStyle w:val="ListBullet"/>
+      </w:pPr>
       <w:r>
-        <w:t>Growing demand for AI-assisted job tools.</w:t>
+        <w:t>Resume writing services market: $6B+ globally</w:t>
+      </w:r>
+    </w:p>
+    <w:p>
+      <w:pPr>
+        <w:pStyle w:val="ListBullet"/>
+      </w:pPr>
+      <w:r>
+        <w:t>AI-assisted job search tools growing rapidly</w:t>
+      </w:r>
+    </w:p>
+    <w:p>
+      <w:pPr>
+        <w:pStyle w:val="ListBullet"/>
+      </w:pPr>
+      <w:r>
+        <w:t>Privacy-first positioning differentiates from LinkedIn, Resume.io, etc.</w:t>
+      </w:r>
+    </w:p>
+    <w:p>
+      <w:pPr>
+        <w:pStyle w:val="Heading2"/>
+      </w:pPr>
+      <w:r>
+        <w:t>Competitive Advantage</w:t>
+      </w:r>
+    </w:p>
+    <w:p>
+      <w:pPr>
+        <w:pStyle w:val="ListBullet"/>
+      </w:pPr>
+      <w:r>
+        <w:t>No sign-up friction - session-based, privacy-by-design</w:t>
+      </w:r>
+    </w:p>
+    <w:p>
+      <w:pPr>
+        <w:pStyle w:val="ListBullet"/>
+      </w:pPr>
+      <w:r>
+        <w:t>Conversational intake vs. form-filling</w:t>
+      </w:r>
+    </w:p>
+    <w:p>
+      <w:pPr>
+        <w:pStyle w:val="ListBullet"/>
+      </w:pPr>
+      <w:r>
+        <w:t>Dual AI providers (OpenAI + Claude) for quality and fallback</w:t>
+      </w:r>
+    </w:p>
+    <w:p>
+      <w:pPr>
+        <w:pStyle w:val="ListBullet"/>
+      </w:pPr>
+      <w:r>
+        <w:t>Voice, file upload, and text intake - lowest friction onboarding</w:t>
+      </w:r>
+    </w:p>
+    <w:p>
+      <w:pPr>
+        <w:pStyle w:val="ListBullet"/>
+      </w:pPr>
+      <w:r>
+        <w:t>Tight integration between resume builder and job search service</w:t>
       </w:r>
     </w:p>
     <w:sectPr>
